--- a/论文材料输出/毕业论文（设计）任务书_完成稿.docx
+++ b/论文材料输出/毕业论文（设计）任务书_完成稿.docx
@@ -3739,7 +3739,7 @@
                 <w:b w:val="0"/>
                 <w:sz w:val="21"/>
               </w:rPr>
-              <w:t>Newey W K, West K D. A simple, positive semi-definite, heteroskedasticity and autocorrelation consistent covariance matrix[J]. Econometrica, 1987, 55(3): 703-708. DOI: 10.2307/1913610.</w:t>
+              <w:t>周志华. 机器学习[M]. 北京: 清华大学出版社, 2016.</w:t>
             </w:r>
           </w:p>
           <w:p>
@@ -3764,7 +3764,7 @@
                 <w:b w:val="0"/>
                 <w:sz w:val="21"/>
               </w:rPr>
-              <w:t>Järvelin K, Kekäläinen J. Cumulated gain-based evaluation of IR techniques[J]. ACM Transactions on Information Systems, 2002, 20(4): 422-446. DOI: 10.1145/582415.582418.</w:t>
+              <w:t>顾明, 廖理, 许宪春. 机器学习与中国股票市场选股[J]. 经济研究, 2021, 56(07): 120-136.</w:t>
             </w:r>
           </w:p>
           <w:p>
@@ -3789,7 +3789,7 @@
                 <w:b w:val="0"/>
                 <w:sz w:val="21"/>
               </w:rPr>
-              <w:t>Caruana R, Lou Y, Gehrke J, et al. Intelligible models for healthcare: Predicting pneumonia risk and 30-day hospital readmission[C]//Proceedings of the 21st ACM SIGKDD International Conference on Knowledge Discovery and Data Mining. Sydney: ACM, 2015: 1721-1730. DOI: 10.1145/2783258.2788613.</w:t>
+              <w:t>姜富伟, 孟令超, 唐国豪. 机器学习与中国股票市场收益预测[J]. 系统工程理论与实践, 2022, 42(05): 1145-1162.</w:t>
             </w:r>
           </w:p>
           <w:p>
@@ -3814,7 +3814,7 @@
                 <w:b w:val="0"/>
                 <w:sz w:val="21"/>
               </w:rPr>
-              <w:t>Fischer T, Krauss C. Deep learning with long short-term memory networks for financial market predictions[J]. European Journal of Operational Research, 2018, 270(2): 654-669. DOI: 10.1016/j.ejor.2017.11.054.</w:t>
+              <w:t>李斌, 邵新月, 李玥阳. 机器学习驱动的基本面量化投资研究[J]. 中国工业经济, 2019(08): 65-83. DOI: 10.19581/j.cnki.ciejournal.2019.08.005.</w:t>
             </w:r>
           </w:p>
           <w:p>
@@ -3839,7 +3839,7 @@
                 <w:b w:val="0"/>
                 <w:sz w:val="21"/>
               </w:rPr>
-              <w:t>Burges C, Shaked T, Renshaw E, et al. Learning to rank using gradient descent[C]//Proceedings of the 22nd International Conference on Machine Learning. Bonn: ACM, 2005: 89-96. DOI: 10.1145/1102351.1102363.</w:t>
+              <w:t>李斌, 龙真. 中国股票市场可预测性研究: 基于机器学习的视角[J]. 管理科学学报, 2023, 26(10): 138-158.</w:t>
             </w:r>
           </w:p>
           <w:p>
@@ -3864,7 +3864,7 @@
                 <w:b w:val="0"/>
                 <w:sz w:val="21"/>
               </w:rPr>
-              <w:t>周志华. 机器学习[M]. 北京: 清华大学出版社, 2016.</w:t>
+              <w:t>姜富伟, 马甜, 张宏伟. 高风险低收益? 基于机器学习的动态CAPM模型解释[J]. 管理科学学报, 2021, 24(01): 109-126.</w:t>
             </w:r>
           </w:p>
           <w:p>
@@ -3889,7 +3889,7 @@
                 <w:b w:val="0"/>
                 <w:sz w:val="21"/>
               </w:rPr>
-              <w:t>顾明, 廖理, 许宪春. 机器学习与中国股票市场选股[J]. 经济研究, 2021, 56(07): 120-136.</w:t>
+              <w:t>姜富伟, 凃俊, David Rapach, 等. 中国股票市场可预测性的实证研究[J]. 金融研究, 2011(09): 107-121.</w:t>
             </w:r>
           </w:p>
           <w:p>
@@ -3914,7 +3914,7 @@
                 <w:b w:val="0"/>
                 <w:sz w:val="21"/>
               </w:rPr>
-              <w:t>姜富伟, 孟令超, 唐国豪. 机器学习与中国股票市场收益预测[J]. 系统工程理论与实践, 2022, 42(05): 1145-1162.</w:t>
+              <w:t>姚加权, 冯绪, 王赞钧, 等. 语调、情绪及市场影响: 基于金融情绪词典[J]. 管理科学学报, 2021, 24(05): 26-46.</w:t>
             </w:r>
           </w:p>
           <w:p>
@@ -3939,7 +3939,7 @@
                 <w:b w:val="0"/>
                 <w:sz w:val="21"/>
               </w:rPr>
-              <w:t>姜富伟, 唐国豪, 马甜. 金融与财务机器学习[M]. 北京: 机械工业出版社, 2024.</w:t>
+              <w:t>郑振龙, 孙清泉. 彩票类股票交易行为分析: 来自中国A股市场的证据[J]. 经济研究, 2013, 48(05): 128-140.</w:t>
             </w:r>
           </w:p>
           <w:p>
@@ -3964,7 +3964,7 @@
                 <w:b w:val="0"/>
                 <w:sz w:val="21"/>
               </w:rPr>
-              <w:t>郑振龙, 孙清泉. 彩票类股票交易行为分析: 来自中国A股市场的证据[J]. 经济研究, 2013, 48(05): 128-140.</w:t>
+              <w:t>陈小悦, 孙爱军. CAPM在中国股市的有效性检验[J]. 北京大学学报(哲学社会科学版), 2000(04): 28-37.</w:t>
             </w:r>
           </w:p>
           <w:p>
@@ -3989,7 +3989,7 @@
                 <w:b w:val="0"/>
                 <w:sz w:val="21"/>
               </w:rPr>
-              <w:t>陈小悦, 孙爱军. CAPM在中国股市的有效性检验[J]. 北京大学学报(哲学社会科学版), 2000(04): 28-37.</w:t>
+              <w:t>姜富伟, 唐国豪, 马甜. 金融与财务机器学习[M]. 北京: 机械工业出版社, 2024.</w:t>
             </w:r>
           </w:p>
           <w:p>
